--- a/cabrera-gutierrez-ana/Chatbot inteligente para atención al cliente en una tienda de ropa online modificado.docx
+++ b/cabrera-gutierrez-ana/Chatbot inteligente para atención al cliente en una tienda de ropa online modificado.docx
@@ -6,6 +6,9 @@
       <w:pPr>
         <w:pStyle w:val="Title"/>
       </w:pPr>
+      <w:r>
+        <w:t xml:space="preserve"> </w:t>
+      </w:r>
       <w:proofErr w:type="spellStart"/>
       <w:r>
         <w:t>Chatbot</w:t>
@@ -1909,78 +1912,63 @@
     </w:p>
     <w:p>
       <w:pPr>
-        <w:pStyle w:val="ListParagraph"/>
-        <w:numPr>
-          <w:ilvl w:val="0"/>
-          <w:numId w:val="6"/>
-        </w:numPr>
-        <w:jc w:val="both"/>
-        <w:rPr>
-          <w:highlight w:val="yellow"/>
-        </w:rPr>
-      </w:pPr>
-      <w:r>
-        <w:rPr>
-          <w:highlight w:val="yellow"/>
-        </w:rPr>
-        <w:t>Dibujar en un Diagrama de Gantt los objetivos específicos y las historias de usuario con sus fechas de trabajo.</w:t>
-      </w:r>
-    </w:p>
-    <w:p>
-      <w:pPr>
-        <w:pStyle w:val="ListParagraph"/>
-        <w:numPr>
-          <w:ilvl w:val="0"/>
-          <w:numId w:val="6"/>
-        </w:numPr>
-        <w:jc w:val="both"/>
-        <w:rPr>
-          <w:highlight w:val="yellow"/>
-        </w:rPr>
-      </w:pPr>
-      <w:r>
-        <w:rPr>
-          <w:highlight w:val="yellow"/>
-        </w:rPr>
-        <w:t>Se recomienda que las tareas tengan una duración de 2-6 semanas.</w:t>
-      </w:r>
-    </w:p>
-    <w:p>
-      <w:pPr>
-        <w:pStyle w:val="ListParagraph"/>
-        <w:numPr>
-          <w:ilvl w:val="0"/>
-          <w:numId w:val="6"/>
-        </w:numPr>
-        <w:jc w:val="both"/>
-        <w:rPr>
-          <w:highlight w:val="yellow"/>
-        </w:rPr>
-      </w:pPr>
-      <w:r>
-        <w:rPr>
-          <w:highlight w:val="yellow"/>
-        </w:rPr>
-        <w:t>Adjuntar una imagen en este apartado.</w:t>
-      </w:r>
-    </w:p>
-    <w:p>
-      <w:pPr>
-        <w:pStyle w:val="ListParagraph"/>
-        <w:numPr>
-          <w:ilvl w:val="0"/>
-          <w:numId w:val="6"/>
-        </w:numPr>
-        <w:jc w:val="both"/>
-        <w:rPr>
-          <w:highlight w:val="yellow"/>
-        </w:rPr>
-      </w:pPr>
-      <w:r>
-        <w:rPr>
-          <w:highlight w:val="yellow"/>
-        </w:rPr>
-        <w:t>La misma imagen debe estar en la carpeta “Anexos”.</w:t>
+        <w:rPr>
+          <w:lang w:val="en-US"/>
+        </w:rPr>
+      </w:pPr>
+      <w:r>
+        <w:rPr>
+          <w:noProof/>
+          <w:lang w:val="en-US"/>
+        </w:rPr>
+        <w:drawing>
+          <wp:inline distT="0" distB="0" distL="0" distR="0" wp14:anchorId="14441541" wp14:editId="4411C212">
+            <wp:extent cx="5231678" cy="2598420"/>
+            <wp:effectExtent l="0" t="0" r="7620" b="0"/>
+            <wp:docPr id="1605098744" name="Picture 2" descr="A diagram with purple squares&#10;&#10;AI-generated content may be incorrect."/>
+            <wp:cNvGraphicFramePr>
+              <a:graphicFrameLocks xmlns:a="http://schemas.openxmlformats.org/drawingml/2006/main" noChangeAspect="1"/>
+            </wp:cNvGraphicFramePr>
+            <a:graphic xmlns:a="http://schemas.openxmlformats.org/drawingml/2006/main">
+              <a:graphicData uri="http://schemas.openxmlformats.org/drawingml/2006/picture">
+                <pic:pic xmlns:pic="http://schemas.openxmlformats.org/drawingml/2006/picture">
+                  <pic:nvPicPr>
+                    <pic:cNvPr id="1605098744" name="Picture 2" descr="A diagram with purple squares&#10;&#10;AI-generated content may be incorrect."/>
+                    <pic:cNvPicPr>
+                      <a:picLocks noChangeAspect="1" noChangeArrowheads="1"/>
+                    </pic:cNvPicPr>
+                  </pic:nvPicPr>
+                  <pic:blipFill>
+                    <a:blip r:embed="rId6" cstate="print">
+                      <a:extLst>
+                        <a:ext uri="{28A0092B-C50C-407E-A947-70E740481C1C}">
+                          <a14:useLocalDpi xmlns:a14="http://schemas.microsoft.com/office/drawing/2010/main" val="0"/>
+                        </a:ext>
+                      </a:extLst>
+                    </a:blip>
+                    <a:srcRect/>
+                    <a:stretch>
+                      <a:fillRect/>
+                    </a:stretch>
+                  </pic:blipFill>
+                  <pic:spPr bwMode="auto">
+                    <a:xfrm>
+                      <a:off x="0" y="0"/>
+                      <a:ext cx="5312063" cy="2638345"/>
+                    </a:xfrm>
+                    <a:prstGeom prst="rect">
+                      <a:avLst/>
+                    </a:prstGeom>
+                    <a:noFill/>
+                    <a:ln>
+                      <a:noFill/>
+                    </a:ln>
+                  </pic:spPr>
+                </pic:pic>
+              </a:graphicData>
+            </a:graphic>
+          </wp:inline>
+        </w:drawing>
       </w:r>
     </w:p>
     <w:p>
@@ -2689,42 +2677,75 @@
       <w:pPr>
         <w:jc w:val="both"/>
       </w:pPr>
-      <w:r>
-        <w:t>En base a la información provista, dibujar un modelado del proceso de negocio</w:t>
-      </w:r>
-      <w:r>
-        <w:t xml:space="preserve"> con 4 </w:t>
-      </w:r>
-      <w:proofErr w:type="spellStart"/>
-      <w:r>
-        <w:t>swinlanes</w:t>
-      </w:r>
-      <w:proofErr w:type="spellEnd"/>
-      <w:r>
-        <w:t>:</w:t>
-      </w:r>
-    </w:p>
-    <w:p>
-      <w:pPr>
-        <w:jc w:val="both"/>
-      </w:pPr>
-    </w:p>
-    <w:p>
-      <w:pPr>
-        <w:jc w:val="both"/>
-      </w:pPr>
-    </w:p>
-    <w:p>
-      <w:pPr>
-        <w:jc w:val="both"/>
-      </w:pPr>
-    </w:p>
-    <w:p>
-      <w:pPr>
-        <w:jc w:val="both"/>
-      </w:pPr>
-    </w:p>
-    <w:p/>
+    </w:p>
+    <w:p>
+      <w:pPr>
+        <w:jc w:val="both"/>
+      </w:pPr>
+    </w:p>
+    <w:p>
+      <w:pPr>
+        <w:jc w:val="both"/>
+      </w:pPr>
+    </w:p>
+    <w:p>
+      <w:pPr>
+        <w:jc w:val="both"/>
+      </w:pPr>
+      <w:r>
+        <w:rPr>
+          <w:noProof/>
+        </w:rPr>
+        <w:drawing>
+          <wp:inline distT="0" distB="0" distL="0" distR="0" wp14:anchorId="519ABB6F" wp14:editId="041D6653">
+            <wp:extent cx="6131422" cy="2555240"/>
+            <wp:effectExtent l="0" t="0" r="3175" b="0"/>
+            <wp:docPr id="392079926" name="Picture 3" descr="A diagram of a flowchart&#10;&#10;AI-generated content may be incorrect."/>
+            <wp:cNvGraphicFramePr>
+              <a:graphicFrameLocks xmlns:a="http://schemas.openxmlformats.org/drawingml/2006/main" noChangeAspect="1"/>
+            </wp:cNvGraphicFramePr>
+            <a:graphic xmlns:a="http://schemas.openxmlformats.org/drawingml/2006/main">
+              <a:graphicData uri="http://schemas.openxmlformats.org/drawingml/2006/picture">
+                <pic:pic xmlns:pic="http://schemas.openxmlformats.org/drawingml/2006/picture">
+                  <pic:nvPicPr>
+                    <pic:cNvPr id="392079926" name="Picture 3" descr="A diagram of a flowchart&#10;&#10;AI-generated content may be incorrect."/>
+                    <pic:cNvPicPr>
+                      <a:picLocks noChangeAspect="1" noChangeArrowheads="1"/>
+                    </pic:cNvPicPr>
+                  </pic:nvPicPr>
+                  <pic:blipFill>
+                    <a:blip r:embed="rId7" cstate="print">
+                      <a:extLst>
+                        <a:ext uri="{28A0092B-C50C-407E-A947-70E740481C1C}">
+                          <a14:useLocalDpi xmlns:a14="http://schemas.microsoft.com/office/drawing/2010/main" val="0"/>
+                        </a:ext>
+                      </a:extLst>
+                    </a:blip>
+                    <a:srcRect/>
+                    <a:stretch>
+                      <a:fillRect/>
+                    </a:stretch>
+                  </pic:blipFill>
+                  <pic:spPr bwMode="auto">
+                    <a:xfrm>
+                      <a:off x="0" y="0"/>
+                      <a:ext cx="6136354" cy="2557296"/>
+                    </a:xfrm>
+                    <a:prstGeom prst="rect">
+                      <a:avLst/>
+                    </a:prstGeom>
+                    <a:noFill/>
+                    <a:ln>
+                      <a:noFill/>
+                    </a:ln>
+                  </pic:spPr>
+                </pic:pic>
+              </a:graphicData>
+            </a:graphic>
+          </wp:inline>
+        </w:drawing>
+      </w:r>
+    </w:p>
     <w:sectPr>
       <w:pgSz w:w="11906" w:h="16838"/>
       <w:pgMar w:top="1417" w:right="1701" w:bottom="1417" w:left="1701" w:header="708" w:footer="708" w:gutter="0"/>
